--- a/word/表38  ECMO每日检查记录单(E).docx
+++ b/word/表38  ECMO每日检查记录单(E).docx
@@ -4,6 +4,7 @@
   <w:body>
     <w:p>
       <w:pPr>
+        <w:spacing w:after="0"/>
         <w:jc w:val="center"/>
         <w:rPr>
           <w:rFonts w:ascii="Times New Roman Regular" w:hAnsi="Times New Roman Regular" w:cs="Times New Roman Regular"/>
@@ -77,6 +78,11 @@
         <w:tblStyle w:val="ab"/>
         <w:tblW w:w="10611" w:type="dxa"/>
         <w:jc w:val="center"/>
+        <w:tblLayout w:type="fixed"/>
+        <w:tblCellMar>
+          <w:left w:w="20" w:type="dxa"/>
+          <w:right w:w="20" w:type="dxa"/>
+        </w:tblCellMar>
         <w:tblLook w:val="04A0" w:firstRow="1" w:lastRow="0" w:firstColumn="1" w:lastColumn="0" w:noHBand="0" w:noVBand="1"/>
       </w:tblPr>
       <w:tblGrid>
@@ -93,7 +99,6 @@
       </w:tblGrid>
       <w:tr>
         <w:trPr>
-          <w:trHeight w:val="69"/>
           <w:jc w:val="center"/>
         </w:trPr>
         <w:tc>
@@ -271,7 +276,6 @@
       </w:tr>
       <w:tr>
         <w:trPr>
-          <w:trHeight w:val="69"/>
           <w:jc w:val="center"/>
         </w:trPr>
         <w:tc>
@@ -431,7 +435,6 @@
       </w:tr>
       <w:tr>
         <w:trPr>
-          <w:trHeight w:val="69"/>
           <w:jc w:val="center"/>
         </w:trPr>
         <w:tc>
@@ -639,7 +642,6 @@
       </w:tr>
       <w:tr>
         <w:trPr>
-          <w:trHeight w:val="69"/>
           <w:jc w:val="center"/>
         </w:trPr>
         <w:tc>
@@ -727,7 +729,6 @@
       </w:tr>
       <w:tr>
         <w:trPr>
-          <w:trHeight w:val="69"/>
           <w:jc w:val="center"/>
         </w:trPr>
         <w:tc>
@@ -814,7 +815,6 @@
       </w:tr>
       <w:tr>
         <w:trPr>
-          <w:trHeight w:val="69"/>
           <w:jc w:val="center"/>
         </w:trPr>
         <w:tc>
@@ -880,7 +880,6 @@
       </w:tr>
       <w:tr>
         <w:trPr>
-          <w:trHeight w:val="69"/>
           <w:jc w:val="center"/>
         </w:trPr>
         <w:tc>
@@ -970,7 +969,6 @@
       </w:tr>
       <w:tr>
         <w:trPr>
-          <w:trHeight w:val="69"/>
           <w:jc w:val="center"/>
         </w:trPr>
         <w:tc>
@@ -1048,7 +1046,6 @@
       </w:tr>
       <w:tr>
         <w:trPr>
-          <w:trHeight w:val="69"/>
           <w:jc w:val="center"/>
         </w:trPr>
         <w:tc>
@@ -1126,7 +1123,6 @@
       </w:tr>
       <w:tr>
         <w:trPr>
-          <w:trHeight w:val="69"/>
           <w:jc w:val="center"/>
         </w:trPr>
         <w:tc>
@@ -1216,7 +1212,6 @@
       </w:tr>
       <w:tr>
         <w:trPr>
-          <w:trHeight w:val="69"/>
           <w:jc w:val="center"/>
         </w:trPr>
         <w:tc>
@@ -1322,7 +1317,6 @@
       </w:tr>
       <w:tr>
         <w:trPr>
-          <w:trHeight w:val="69"/>
           <w:jc w:val="center"/>
         </w:trPr>
         <w:tc>
@@ -1392,7 +1386,6 @@
       </w:tr>
       <w:tr>
         <w:trPr>
-          <w:trHeight w:val="69"/>
           <w:jc w:val="center"/>
         </w:trPr>
         <w:tc>
@@ -1456,7 +1449,6 @@
       </w:tr>
       <w:tr>
         <w:trPr>
-          <w:trHeight w:val="69"/>
           <w:jc w:val="center"/>
         </w:trPr>
         <w:tc>
@@ -1488,7 +1480,6 @@
       </w:tr>
       <w:tr>
         <w:trPr>
-          <w:trHeight w:val="69"/>
           <w:jc w:val="center"/>
         </w:trPr>
         <w:tc>
@@ -1598,7 +1589,6 @@
       </w:tr>
       <w:tr>
         <w:trPr>
-          <w:trHeight w:val="69"/>
           <w:jc w:val="center"/>
         </w:trPr>
         <w:tc>
@@ -1674,7 +1664,6 @@
       </w:tr>
       <w:tr>
         <w:trPr>
-          <w:trHeight w:val="69"/>
           <w:jc w:val="center"/>
         </w:trPr>
         <w:tc>
@@ -1750,7 +1739,6 @@
       </w:tr>
       <w:tr>
         <w:trPr>
-          <w:trHeight w:val="69"/>
           <w:jc w:val="center"/>
         </w:trPr>
         <w:tc>
@@ -1827,7 +1815,6 @@
       </w:tr>
       <w:tr>
         <w:trPr>
-          <w:trHeight w:val="69"/>
           <w:jc w:val="center"/>
         </w:trPr>
         <w:tc>
@@ -1904,7 +1891,6 @@
       </w:tr>
       <w:tr>
         <w:trPr>
-          <w:trHeight w:val="69"/>
           <w:jc w:val="center"/>
         </w:trPr>
         <w:tc>
@@ -1981,7 +1967,6 @@
       </w:tr>
       <w:tr>
         <w:trPr>
-          <w:trHeight w:val="69"/>
           <w:jc w:val="center"/>
         </w:trPr>
         <w:tc>
@@ -2058,7 +2043,6 @@
       </w:tr>
       <w:tr>
         <w:trPr>
-          <w:trHeight w:val="69"/>
           <w:jc w:val="center"/>
         </w:trPr>
         <w:tc>
@@ -2135,7 +2119,6 @@
       </w:tr>
       <w:tr>
         <w:trPr>
-          <w:trHeight w:val="69"/>
           <w:jc w:val="center"/>
         </w:trPr>
         <w:tc>
@@ -2212,7 +2195,6 @@
       </w:tr>
       <w:tr>
         <w:trPr>
-          <w:trHeight w:val="69"/>
           <w:jc w:val="center"/>
         </w:trPr>
         <w:tc>
@@ -2289,7 +2271,6 @@
       </w:tr>
       <w:tr>
         <w:trPr>
-          <w:trHeight w:val="69"/>
           <w:jc w:val="center"/>
         </w:trPr>
         <w:tc>
@@ -2366,7 +2347,6 @@
       </w:tr>
       <w:tr>
         <w:trPr>
-          <w:trHeight w:val="69"/>
           <w:jc w:val="center"/>
         </w:trPr>
         <w:tc>
@@ -2443,7 +2423,6 @@
       </w:tr>
       <w:tr>
         <w:trPr>
-          <w:trHeight w:val="69"/>
           <w:jc w:val="center"/>
         </w:trPr>
         <w:tc>
@@ -2520,7 +2499,6 @@
       </w:tr>
       <w:tr>
         <w:trPr>
-          <w:trHeight w:val="69"/>
           <w:jc w:val="center"/>
         </w:trPr>
         <w:tc>
@@ -2597,7 +2575,6 @@
       </w:tr>
       <w:tr>
         <w:trPr>
-          <w:trHeight w:val="69"/>
           <w:jc w:val="center"/>
         </w:trPr>
         <w:tc>
@@ -2668,7 +2645,6 @@
       </w:tr>
       <w:tr>
         <w:trPr>
-          <w:trHeight w:val="69"/>
           <w:jc w:val="center"/>
         </w:trPr>
         <w:tc>
@@ -2724,7 +2700,6 @@
       </w:tr>
       <w:tr>
         <w:trPr>
-          <w:trHeight w:val="69"/>
           <w:jc w:val="center"/>
         </w:trPr>
         <w:tc>
@@ -2799,7 +2774,6 @@
       </w:tr>
       <w:tr>
         <w:trPr>
-          <w:trHeight w:val="69"/>
           <w:jc w:val="center"/>
         </w:trPr>
         <w:tc>
@@ -2869,7 +2843,6 @@
       </w:tr>
       <w:tr>
         <w:trPr>
-          <w:trHeight w:val="69"/>
           <w:jc w:val="center"/>
         </w:trPr>
         <w:tc>
@@ -2949,7 +2922,6 @@
       </w:tr>
       <w:tr>
         <w:trPr>
-          <w:trHeight w:val="69"/>
           <w:jc w:val="center"/>
         </w:trPr>
         <w:tc>
@@ -3029,7 +3001,6 @@
       </w:tr>
       <w:tr>
         <w:trPr>
-          <w:trHeight w:val="69"/>
           <w:jc w:val="center"/>
         </w:trPr>
         <w:tc>
@@ -3109,7 +3080,6 @@
       </w:tr>
       <w:tr>
         <w:trPr>
-          <w:trHeight w:val="69"/>
           <w:jc w:val="center"/>
         </w:trPr>
         <w:tc>
@@ -3189,7 +3159,6 @@
       </w:tr>
       <w:tr>
         <w:trPr>
-          <w:trHeight w:val="69"/>
           <w:jc w:val="center"/>
         </w:trPr>
         <w:tc>
@@ -3269,7 +3238,6 @@
       </w:tr>
       <w:tr>
         <w:trPr>
-          <w:trHeight w:val="69"/>
           <w:jc w:val="center"/>
         </w:trPr>
         <w:tc>
@@ -3446,7 +3414,6 @@
           <w:rFonts w:ascii="Times New Roman Regular" w:eastAsia="楷体" w:hAnsi="Times New Roman Regular" w:cs="Times New Roman Regular"/>
           <w:color w:val="215E99" w:themeColor="text2" w:themeTint="BF"/>
         </w:rPr>
-        <w:lastRenderedPageBreak/>
         <w:t>+EACTS/EACTAIC/EBCP CPB</w:t>
       </w:r>
       <w:r>
